--- a/tillsynsmail/Laisdalen Björkliden tillsynsbegäran mail.docx
+++ b/tillsynsmail/Laisdalen Björkliden tillsynsbegäran mail.docx
@@ -14,7 +14,7 @@
     </w:p>
     <w:p>
       <w:r>
-        <w:t>I det aktuella området har 11 naturvårdsarter varav 9 rödlistade arter hittats. Bland annat har tretåig hackspett (NT, T, §4)sin livsmiljö i skogen. Observera att utan dispens från Länsstyrelsen är det ett lagbrott att på något sätt skada artens livsmiljö eller ekologiska funktion i området (14 och 15 §§ artskyddsförordningen).</w:t>
+        <w:t>I det aktuella området har 31 naturvårdsarter varav 19 rödlistade arter hittats. Bland annat har tretåig hackspett (NT, T, §4)sin livsmiljö i skogen. Observera att utan dispens från Länsstyrelsen är det ett lagbrott att på något sätt skada artens livsmiljö eller ekologiska funktion i området (14 och 15 §§ artskyddsförordningen).</w:t>
       </w:r>
     </w:p>
     <w:p>

--- a/tillsynsmail/Laisdalen Björkliden tillsynsbegäran mail.docx
+++ b/tillsynsmail/Laisdalen Björkliden tillsynsbegäran mail.docx
@@ -14,7 +14,7 @@
     </w:p>
     <w:p>
       <w:r>
-        <w:t>I det aktuella området har 31 naturvårdsarter varav 19 rödlistade arter hittats. Bland annat har tretåig hackspett (NT, T, §4)sin livsmiljö i skogen. Observera att utan dispens från Länsstyrelsen är det ett lagbrott att på något sätt skada artens livsmiljö eller ekologiska funktion i området (14 och 15 §§ artskyddsförordningen).</w:t>
+        <w:t>I det aktuella området har 35 naturvårdsarter varav 22 rödlistade arter hittats. Bland annat har tretåig hackspett (NT, T, §4)sin livsmiljö i skogen. Observera att utan dispens från Länsstyrelsen är det ett lagbrott att på något sätt skada artens livsmiljö eller ekologiska funktion i området (14 och 15 §§ artskyddsförordningen).</w:t>
       </w:r>
     </w:p>
     <w:p>

--- a/tillsynsmail/Laisdalen Björkliden tillsynsbegäran mail.docx
+++ b/tillsynsmail/Laisdalen Björkliden tillsynsbegäran mail.docx
@@ -14,7 +14,7 @@
     </w:p>
     <w:p>
       <w:r>
-        <w:t>I det aktuella området har 35 naturvårdsarter varav 22 rödlistade arter hittats. Bland annat har tretåig hackspett (NT, T, §4)sin livsmiljö i skogen. Observera att utan dispens från Länsstyrelsen är det ett lagbrott att på något sätt skada artens livsmiljö eller ekologiska funktion i området (14 och 15 §§ artskyddsförordningen).</w:t>
+        <w:t>I det aktuella området har 43 naturvårdsarter varav 23 rödlistade arter hittats. Bland annat har tretåig hackspett (NT, T, §4) och knärot (VU, T, §8) sina livsmiljöer i skogen. Observera att utan dispens från Länsstyrelsen är det ett lagbrott att på något sätt skada arternas livsmiljöer eller ekologiska funktion i området (14 och 15 §§ artskyddsförordningen).</w:t>
       </w:r>
     </w:p>
     <w:p>

--- a/tillsynsmail/Laisdalen Björkliden tillsynsbegäran mail.docx
+++ b/tillsynsmail/Laisdalen Björkliden tillsynsbegäran mail.docx
@@ -14,7 +14,7 @@
     </w:p>
     <w:p>
       <w:r>
-        <w:t>I det aktuella området har 43 naturvårdsarter varav 23 rödlistade arter hittats. Bland annat har tretåig hackspett (NT, T, §4) och knärot (VU, T, §8) sina livsmiljöer i skogen. Observera att utan dispens från Länsstyrelsen är det ett lagbrott att på något sätt skada arternas livsmiljöer eller ekologiska funktion i området (14 och 15 §§ artskyddsförordningen).</w:t>
+        <w:t>I det aktuella området har 46 naturvårdsarter varav 25 rödlistade arter hittats. Bland annat har tretåig hackspett (NT, T, §4) och knärot (VU, T, §8) sina livsmiljöer i skogen. Observera att utan dispens från Länsstyrelsen är det ett lagbrott att på något sätt skada arternas livsmiljöer eller ekologiska funktion i området (14 och 15 §§ artskyddsförordningen).</w:t>
       </w:r>
     </w:p>
     <w:p>

--- a/tillsynsmail/Laisdalen Björkliden tillsynsbegäran mail.docx
+++ b/tillsynsmail/Laisdalen Björkliden tillsynsbegäran mail.docx
@@ -14,7 +14,7 @@
     </w:p>
     <w:p>
       <w:r>
-        <w:t>I det aktuella området har 46 naturvårdsarter varav 25 rödlistade arter hittats. Bland annat har tretåig hackspett (NT, T, §4) och knärot (VU, T, §8) sina livsmiljöer i skogen. Observera att utan dispens från Länsstyrelsen är det ett lagbrott att på något sätt skada arternas livsmiljöer eller ekologiska funktion i området (14 och 15 §§ artskyddsförordningen).</w:t>
+        <w:t>I det aktuella området har 48 naturvårdsarter varav 25 rödlistade arter hittats. Bland annat har tretåig hackspett (NT, T, §4) och knärot (VU, T, §8) sina livsmiljöer i skogen. Observera att utan dispens från Länsstyrelsen är det ett lagbrott att på något sätt skada arternas livsmiljöer eller ekologiska funktion i området (14 och 15 §§ artskyddsförordningen).</w:t>
       </w:r>
     </w:p>
     <w:p>

--- a/tillsynsmail/Laisdalen Björkliden tillsynsbegäran mail.docx
+++ b/tillsynsmail/Laisdalen Björkliden tillsynsbegäran mail.docx
@@ -14,7 +14,7 @@
     </w:p>
     <w:p>
       <w:r>
-        <w:t>I det aktuella området har 48 naturvårdsarter varav 25 rödlistade arter hittats. Bland annat har tretåig hackspett (NT, T, §4) och knärot (VU, T, §8) sina livsmiljöer i skogen. Observera att utan dispens från Länsstyrelsen är det ett lagbrott att på något sätt skada arternas livsmiljöer eller ekologiska funktion i området (14 och 15 §§ artskyddsförordningen).</w:t>
+        <w:t>I det aktuella området har 50 naturvårdsarter varav 26 rödlistade arter hittats. Bland annat har tretåig hackspett (NT, T, §4) och knärot (VU, T, §8) sina livsmiljöer i skogen. Observera att utan dispens från Länsstyrelsen är det ett lagbrott att på något sätt skada arternas livsmiljöer eller ekologiska funktion i området (14 och 15 §§ artskyddsförordningen).</w:t>
       </w:r>
     </w:p>
     <w:p>

--- a/tillsynsmail/Laisdalen Björkliden tillsynsbegäran mail.docx
+++ b/tillsynsmail/Laisdalen Björkliden tillsynsbegäran mail.docx
@@ -14,7 +14,7 @@
     </w:p>
     <w:p>
       <w:r>
-        <w:t>I det aktuella området har 50 naturvårdsarter varav 26 rödlistade arter hittats. Bland annat har tretåig hackspett (NT, T, §4) och knärot (VU, T, §8) sina livsmiljöer i skogen. Observera att utan dispens från Länsstyrelsen är det ett lagbrott att på något sätt skada arternas livsmiljöer eller ekologiska funktion i området (14 och 15 §§ artskyddsförordningen).</w:t>
+        <w:t>I det aktuella området har 51 naturvårdsarter varav 27 rödlistade arter hittats. Bland annat har tretåig hackspett (NT, T, §4) och knärot (VU, T, §8) sina livsmiljöer i skogen. Observera att utan dispens från Länsstyrelsen är det ett lagbrott att på något sätt skada arternas livsmiljöer eller ekologiska funktion i området (14 och 15 §§ artskyddsförordningen).</w:t>
       </w:r>
     </w:p>
     <w:p>

--- a/tillsynsmail/Laisdalen Björkliden tillsynsbegäran mail.docx
+++ b/tillsynsmail/Laisdalen Björkliden tillsynsbegäran mail.docx
@@ -14,7 +14,7 @@
     </w:p>
     <w:p>
       <w:r>
-        <w:t>I det aktuella området har 51 naturvårdsarter varav 27 rödlistade arter hittats. Bland annat har tretåig hackspett (NT, T, §4) och knärot (VU, T, §8) sina livsmiljöer i skogen. Observera att utan dispens från Länsstyrelsen är det ett lagbrott att på något sätt skada arternas livsmiljöer eller ekologiska funktion i området (14 och 15 §§ artskyddsförordningen).</w:t>
+        <w:t>I det aktuella området har 52 naturvårdsarter varav 28 rödlistade arter hittats. Bland annat har tretåig hackspett (NT, T, §4) och knärot (VU, T, §8) sina livsmiljöer i skogen. Observera att utan dispens från Länsstyrelsen är det ett lagbrott att på något sätt skada arternas livsmiljöer eller ekologiska funktion i området (14 och 15 §§ artskyddsförordningen).</w:t>
       </w:r>
     </w:p>
     <w:p>

--- a/tillsynsmail/Laisdalen Björkliden tillsynsbegäran mail.docx
+++ b/tillsynsmail/Laisdalen Björkliden tillsynsbegäran mail.docx
@@ -14,7 +14,7 @@
     </w:p>
     <w:p>
       <w:r>
-        <w:t>I det aktuella området har 52 naturvårdsarter varav 28 rödlistade arter hittats. Bland annat har tretåig hackspett (NT, T, §4) och knärot (VU, T, §8) sina livsmiljöer i skogen. Observera att utan dispens från Länsstyrelsen är det ett lagbrott att på något sätt skada arternas livsmiljöer eller ekologiska funktion i området (14 och 15 §§ artskyddsförordningen).</w:t>
+        <w:t>I det aktuella området har 53 naturvårdsarter varav 29 rödlistade arter hittats. Bland annat har tretåig hackspett (NT, T, §4) och knärot (VU, T, §8) sina livsmiljöer i skogen. Observera att utan dispens från Länsstyrelsen är det ett lagbrott att på något sätt skada arternas livsmiljöer eller ekologiska funktion i området (14 och 15 §§ artskyddsförordningen).</w:t>
       </w:r>
     </w:p>
     <w:p>

--- a/tillsynsmail/Laisdalen Björkliden tillsynsbegäran mail.docx
+++ b/tillsynsmail/Laisdalen Björkliden tillsynsbegäran mail.docx
@@ -14,7 +14,7 @@
     </w:p>
     <w:p>
       <w:r>
-        <w:t>I det aktuella området har 53 naturvårdsarter varav 29 rödlistade arter hittats. Bland annat har tretåig hackspett (NT, T, §4) och knärot (VU, T, §8) sina livsmiljöer i skogen. Observera att utan dispens från Länsstyrelsen är det ett lagbrott att på något sätt skada arternas livsmiljöer eller ekologiska funktion i området (14 och 15 §§ artskyddsförordningen).</w:t>
+        <w:t>I det aktuella området har 55 naturvårdsarter varav 29 rödlistade arter hittats. Bland annat har tretåig hackspett (NT, T, §4) och knärot (VU, T, §8) sina livsmiljöer i skogen. Observera att utan dispens från Länsstyrelsen är det ett lagbrott att på något sätt skada arternas livsmiljöer eller ekologiska funktion i området (14 och 15 §§ artskyddsförordningen).</w:t>
       </w:r>
     </w:p>
     <w:p>

--- a/tillsynsmail/Laisdalen Björkliden tillsynsbegäran mail.docx
+++ b/tillsynsmail/Laisdalen Björkliden tillsynsbegäran mail.docx
@@ -14,7 +14,7 @@
     </w:p>
     <w:p>
       <w:r>
-        <w:t>I det aktuella området har 55 naturvårdsarter varav 29 rödlistade arter hittats. Bland annat har tretåig hackspett (NT, T, §4) och knärot (VU, T, §8) sina livsmiljöer i skogen. Observera att utan dispens från Länsstyrelsen är det ett lagbrott att på något sätt skada arternas livsmiljöer eller ekologiska funktion i området (14 och 15 §§ artskyddsförordningen).</w:t>
+        <w:t>I det aktuella området har 56 naturvårdsarter varav 30 rödlistade arter hittats. Bland annat har tretåig hackspett (NT, T, §4) och knärot (VU, T, §8) sina livsmiljöer i skogen. Observera att utan dispens från Länsstyrelsen är det ett lagbrott att på något sätt skada arternas livsmiljöer eller ekologiska funktion i området (14 och 15 §§ artskyddsförordningen).</w:t>
       </w:r>
     </w:p>
     <w:p>

--- a/tillsynsmail/Laisdalen Björkliden tillsynsbegäran mail.docx
+++ b/tillsynsmail/Laisdalen Björkliden tillsynsbegäran mail.docx
@@ -14,7 +14,7 @@
     </w:p>
     <w:p>
       <w:r>
-        <w:t>I det aktuella området har 56 naturvårdsarter varav 30 rödlistade arter hittats. Bland annat har tretåig hackspett (NT, T, §4) och knärot (VU, T, §8) sina livsmiljöer i skogen. Observera att utan dispens från Länsstyrelsen är det ett lagbrott att på något sätt skada arternas livsmiljöer eller ekologiska funktion i området (14 och 15 §§ artskyddsförordningen).</w:t>
+        <w:t>I det aktuella området har 57 naturvårdsarter varav 31 rödlistade arter hittats. Bland annat har tretåig hackspett (NT, T, §4) och knärot (VU, T, §8) sina livsmiljöer i skogen. Observera att utan dispens från Länsstyrelsen är det ett lagbrott att på något sätt skada arternas livsmiljöer eller ekologiska funktion i området (14 och 15 §§ artskyddsförordningen).</w:t>
       </w:r>
     </w:p>
     <w:p>

--- a/tillsynsmail/Laisdalen Björkliden tillsynsbegäran mail.docx
+++ b/tillsynsmail/Laisdalen Björkliden tillsynsbegäran mail.docx
@@ -14,7 +14,7 @@
     </w:p>
     <w:p>
       <w:r>
-        <w:t>I det aktuella området har 57 naturvårdsarter varav 31 rödlistade arter hittats. Bland annat har tretåig hackspett (NT, T, §4) och knärot (VU, T, §8) sina livsmiljöer i skogen. Observera att utan dispens från Länsstyrelsen är det ett lagbrott att på något sätt skada arternas livsmiljöer eller ekologiska funktion i området (14 och 15 §§ artskyddsförordningen).</w:t>
+        <w:t>I det aktuella området har 59 naturvårdsarter varav 31 rödlistade arter hittats. Bland annat har tretåig hackspett (NT, T, §4) och knärot (VU, T, §8) sina livsmiljöer i skogen. Observera att utan dispens från Länsstyrelsen är det ett lagbrott att på något sätt skada arternas livsmiljöer eller ekologiska funktion i området (14 och 15 §§ artskyddsförordningen).</w:t>
       </w:r>
     </w:p>
     <w:p>

--- a/tillsynsmail/Laisdalen Björkliden tillsynsbegäran mail.docx
+++ b/tillsynsmail/Laisdalen Björkliden tillsynsbegäran mail.docx
@@ -14,7 +14,7 @@
     </w:p>
     <w:p>
       <w:r>
-        <w:t>I det aktuella området har 59 naturvårdsarter varav 31 rödlistade arter hittats. Bland annat har tretåig hackspett (NT, T, §4) och knärot (VU, T, §8) sina livsmiljöer i skogen. Observera att utan dispens från Länsstyrelsen är det ett lagbrott att på något sätt skada arternas livsmiljöer eller ekologiska funktion i området (14 och 15 §§ artskyddsförordningen).</w:t>
+        <w:t>I det aktuella området har 63 naturvårdsarter varav 33 rödlistade arter hittats. Bland annat har tretåig hackspett (NT, T, §4) och knärot (VU, T, §8) sina livsmiljöer i skogen. Observera att utan dispens från Länsstyrelsen är det ett lagbrott att på något sätt skada arternas livsmiljöer eller ekologiska funktion i området (14 och 15 §§ artskyddsförordningen).</w:t>
       </w:r>
     </w:p>
     <w:p>

--- a/tillsynsmail/Laisdalen Björkliden tillsynsbegäran mail.docx
+++ b/tillsynsmail/Laisdalen Björkliden tillsynsbegäran mail.docx
@@ -14,7 +14,7 @@
     </w:p>
     <w:p>
       <w:r>
-        <w:t>I det aktuella området har 63 naturvårdsarter varav 33 rödlistade arter hittats. Bland annat har tretåig hackspett (NT, T, §4) och knärot (VU, T, §8) sina livsmiljöer i skogen. Observera att utan dispens från Länsstyrelsen är det ett lagbrott att på något sätt skada arternas livsmiljöer eller ekologiska funktion i området (14 och 15 §§ artskyddsförordningen).</w:t>
+        <w:t>I det aktuella området har 65 naturvårdsarter varav 33 rödlistade arter hittats. Bland annat har tretåig hackspett (NT, T, §4) och knärot (VU, T, §8) sina livsmiljöer i skogen. Observera att utan dispens från Länsstyrelsen är det ett lagbrott att på något sätt skada arternas livsmiljöer eller ekologiska funktion i området (14 och 15 §§ artskyddsförordningen).</w:t>
       </w:r>
     </w:p>
     <w:p>

--- a/tillsynsmail/Laisdalen Björkliden tillsynsbegäran mail.docx
+++ b/tillsynsmail/Laisdalen Björkliden tillsynsbegäran mail.docx
@@ -14,7 +14,7 @@
     </w:p>
     <w:p>
       <w:r>
-        <w:t>I det aktuella området har 65 naturvårdsarter varav 33 rödlistade arter hittats. Bland annat har tretåig hackspett (NT, T, §4) och knärot (VU, T, §8) sina livsmiljöer i skogen. Observera att utan dispens från Länsstyrelsen är det ett lagbrott att på något sätt skada arternas livsmiljöer eller ekologiska funktion i området (14 och 15 §§ artskyddsförordningen).</w:t>
+        <w:t>I det aktuella området har 73 naturvårdsarter varav 36 rödlistade arter hittats. Bland annat har tretåig hackspett (NT, T, §4) och knärot (VU, T, §8) sina livsmiljöer i skogen. Observera att utan dispens från Länsstyrelsen är det ett lagbrott att på något sätt skada arternas livsmiljöer eller ekologiska funktion i området (14 och 15 §§ artskyddsförordningen).</w:t>
       </w:r>
     </w:p>
     <w:p>

--- a/tillsynsmail/Laisdalen Björkliden tillsynsbegäran mail.docx
+++ b/tillsynsmail/Laisdalen Björkliden tillsynsbegäran mail.docx
@@ -14,7 +14,7 @@
     </w:p>
     <w:p>
       <w:r>
-        <w:t>I det aktuella området har 73 naturvårdsarter varav 36 rödlistade arter hittats. Bland annat har tretåig hackspett (NT, T, §4) och knärot (VU, T, §8) sina livsmiljöer i skogen. Observera att utan dispens från Länsstyrelsen är det ett lagbrott att på något sätt skada arternas livsmiljöer eller ekologiska funktion i området (14 och 15 §§ artskyddsförordningen).</w:t>
+        <w:t>I det aktuella området har 75 naturvårdsarter varav 38 rödlistade arter hittats. Bland annat har tretåig hackspett (NT, T, §4) och knärot (VU, T, §8) sina livsmiljöer i skogen. Observera att utan dispens från Länsstyrelsen är det ett lagbrott att på något sätt skada arternas livsmiljöer eller ekologiska funktion i området (14 och 15 §§ artskyddsförordningen).</w:t>
       </w:r>
     </w:p>
     <w:p>

--- a/tillsynsmail/Laisdalen Björkliden tillsynsbegäran mail.docx
+++ b/tillsynsmail/Laisdalen Björkliden tillsynsbegäran mail.docx
@@ -14,7 +14,7 @@
     </w:p>
     <w:p>
       <w:r>
-        <w:t>I det aktuella området har 75 naturvårdsarter varav 38 rödlistade arter hittats. Bland annat har tretåig hackspett (NT, T, §4) och knärot (VU, T, §8) sina livsmiljöer i skogen. Observera att utan dispens från Länsstyrelsen är det ett lagbrott att på något sätt skada arternas livsmiljöer eller ekologiska funktion i området (14 och 15 §§ artskyddsförordningen).</w:t>
+        <w:t>I det aktuella området har 11 naturvårdsarter varav 9 rödlistade arter hittats. Bland annat har tretåig hackspett (NT, T, §4)sin livsmiljö i skogen. Observera att utan dispens från Länsstyrelsen är det ett lagbrott att på något sätt skada artens livsmiljö eller ekologiska funktion i området (14 och 15 §§ artskyddsförordningen).</w:t>
       </w:r>
     </w:p>
     <w:p>

--- a/tillsynsmail/Laisdalen Björkliden tillsynsbegäran mail.docx
+++ b/tillsynsmail/Laisdalen Björkliden tillsynsbegäran mail.docx
@@ -14,7 +14,7 @@
     </w:p>
     <w:p>
       <w:r>
-        <w:t>I det aktuella området har 11 naturvårdsarter varav 9 rödlistade arter hittats. Bland annat har tretåig hackspett (NT, T, §4)sin livsmiljö i skogen. Observera att utan dispens från Länsstyrelsen är det ett lagbrott att på något sätt skada artens livsmiljö eller ekologiska funktion i området (14 och 15 §§ artskyddsförordningen).</w:t>
+        <w:t>I det aktuella området har 75 naturvårdsarter varav 38 rödlistade arter hittats. Bland annat har tretåig hackspett (NT, T, §4) och knärot (VU, T, §8) sina livsmiljöer i skogen. Observera att utan dispens från Länsstyrelsen är det ett lagbrott att på något sätt skada arternas livsmiljöer eller ekologiska funktion i området (14 och 15 §§ artskyddsförordningen).</w:t>
       </w:r>
     </w:p>
     <w:p>

--- a/tillsynsmail/Laisdalen Björkliden tillsynsbegäran mail.docx
+++ b/tillsynsmail/Laisdalen Björkliden tillsynsbegäran mail.docx
@@ -14,7 +14,7 @@
     </w:p>
     <w:p>
       <w:r>
-        <w:t>I det aktuella området har 75 naturvårdsarter varav 38 rödlistade arter hittats. Bland annat har tretåig hackspett (NT, T, §4) och knärot (VU, T, §8) sina livsmiljöer i skogen. Observera att utan dispens från Länsstyrelsen är det ett lagbrott att på något sätt skada arternas livsmiljöer eller ekologiska funktion i området (14 och 15 §§ artskyddsförordningen).</w:t>
+        <w:t>I det aktuella området har 76 naturvårdsarter varav 39 rödlistade arter hittats. Bland annat har tretåig hackspett (NT, T, §4) och knärot (VU, T, §8) sina livsmiljöer i skogen. Observera att utan dispens från Länsstyrelsen är det ett lagbrott att på något sätt skada arternas livsmiljöer eller ekologiska funktion i området (14 och 15 §§ artskyddsförordningen).</w:t>
       </w:r>
     </w:p>
     <w:p>
